--- a/document-templates/employed/03_Remote_Work_Statement_Employed_EXAMPLE.docx
+++ b/document-templates/employed/03_Remote_Work_Statement_Employed_EXAMPLE.docx
@@ -1619,7 +1619,38 @@
                 <w:i/>
                 <w:iCs/>
               </w:rPr>
-              <w:t xml:space="preserve">[Payslip image — February 2026, gross £4,350.00, Northgate Insights Ltd]</w:t>
+              <w:drawing>
+                <wp:inline xmlns:a="http://schemas.openxmlformats.org/drawingml/2006/main" xmlns:pic="http://schemas.openxmlformats.org/drawingml/2006/picture">
+                  <wp:extent cx="5303520" cy="3104500"/>
+                  <wp:docPr id="1" name="Picture 1"/>
+                  <wp:cNvGraphicFramePr>
+                    <a:graphicFrameLocks noChangeAspect="1"/>
+                  </wp:cNvGraphicFramePr>
+                  <a:graphic>
+                    <a:graphicData uri="http://schemas.openxmlformats.org/drawingml/2006/picture">
+                      <pic:pic>
+                        <pic:nvPicPr>
+                          <pic:cNvPr id="0" name="payslip-sarah.png"/>
+                          <pic:cNvPicPr/>
+                        </pic:nvPicPr>
+                        <pic:blipFill>
+                          <a:blip r:embed="rId8"/>
+                          <a:stretch>
+                            <a:fillRect/>
+                          </a:stretch>
+                        </pic:blipFill>
+                        <pic:spPr>
+                          <a:xfrm>
+                            <a:off x="0" y="0"/>
+                            <a:ext cx="5303520" cy="3104500"/>
+                          </a:xfrm>
+                          <a:prstGeom prst="rect"/>
+                        </pic:spPr>
+                      </pic:pic>
+                    </a:graphicData>
+                  </a:graphic>
+                </wp:inline>
+              </w:drawing>
             </w:r>
           </w:p>
         </w:tc>
@@ -1685,7 +1716,38 @@
                 <w:i/>
                 <w:iCs/>
               </w:rPr>
-              <w:t xml:space="preserve">[Contract first page image — Sarah Mitchell, Senior Data Analyst]</w:t>
+              <w:drawing>
+                <wp:inline xmlns:a="http://schemas.openxmlformats.org/drawingml/2006/main" xmlns:pic="http://schemas.openxmlformats.org/drawingml/2006/picture">
+                  <wp:extent cx="5303520" cy="3621916"/>
+                  <wp:docPr id="2" name="Picture 2"/>
+                  <wp:cNvGraphicFramePr>
+                    <a:graphicFrameLocks noChangeAspect="1"/>
+                  </wp:cNvGraphicFramePr>
+                  <a:graphic>
+                    <a:graphicData uri="http://schemas.openxmlformats.org/drawingml/2006/picture">
+                      <pic:pic>
+                        <pic:nvPicPr>
+                          <pic:cNvPr id="0" name="contract-sarah.png"/>
+                          <pic:cNvPicPr/>
+                        </pic:nvPicPr>
+                        <pic:blipFill>
+                          <a:blip r:embed="rId9"/>
+                          <a:stretch>
+                            <a:fillRect/>
+                          </a:stretch>
+                        </pic:blipFill>
+                        <pic:spPr>
+                          <a:xfrm>
+                            <a:off x="0" y="0"/>
+                            <a:ext cx="5303520" cy="3621916"/>
+                          </a:xfrm>
+                          <a:prstGeom prst="rect"/>
+                        </pic:spPr>
+                      </pic:pic>
+                    </a:graphicData>
+                  </a:graphic>
+                </wp:inline>
+              </w:drawing>
             </w:r>
           </w:p>
         </w:tc>
@@ -1751,7 +1813,38 @@
                 <w:i/>
                 <w:iCs/>
               </w:rPr>
-              <w:t xml:space="preserve">[Signed employer letter image — 10 March 2026, HR Director]</w:t>
+              <w:drawing>
+                <wp:inline xmlns:a="http://schemas.openxmlformats.org/drawingml/2006/main" xmlns:pic="http://schemas.openxmlformats.org/drawingml/2006/picture">
+                  <wp:extent cx="5303520" cy="2975145"/>
+                  <wp:docPr id="3" name="Picture 3"/>
+                  <wp:cNvGraphicFramePr>
+                    <a:graphicFrameLocks noChangeAspect="1"/>
+                  </wp:cNvGraphicFramePr>
+                  <a:graphic>
+                    <a:graphicData uri="http://schemas.openxmlformats.org/drawingml/2006/picture">
+                      <pic:pic>
+                        <pic:nvPicPr>
+                          <pic:cNvPr id="0" name="permission-sarah.png"/>
+                          <pic:cNvPicPr/>
+                        </pic:nvPicPr>
+                        <pic:blipFill>
+                          <a:blip r:embed="rId10"/>
+                          <a:stretch>
+                            <a:fillRect/>
+                          </a:stretch>
+                        </pic:blipFill>
+                        <pic:spPr>
+                          <a:xfrm>
+                            <a:off x="0" y="0"/>
+                            <a:ext cx="5303520" cy="2975145"/>
+                          </a:xfrm>
+                          <a:prstGeom prst="rect"/>
+                        </pic:spPr>
+                      </pic:pic>
+                    </a:graphicData>
+                  </a:graphic>
+                </wp:inline>
+              </w:drawing>
             </w:r>
           </w:p>
         </w:tc>

--- a/document-templates/employed/03_Remote_Work_Statement_Employed_EXAMPLE.docx
+++ b/document-templates/employed/03_Remote_Work_Statement_Employed_EXAMPLE.docx
@@ -11,6 +11,8 @@
           <w:rFonts w:ascii="Arial" w:cs="Arial" w:eastAsia="Arial" w:hAnsi="Arial"/>
           <w:b/>
           <w:bCs/>
+          <w:color w:val="1F3864"/>
+          <w:sz w:val="32"/>
         </w:rPr>
         <w:t xml:space="preserve">Remote Working Statement</w:t>
       </w:r>
@@ -43,6 +45,9 @@
       <w:r>
         <w:rPr>
           <w:rFonts w:ascii="Arial" w:cs="Arial" w:eastAsia="Arial" w:hAnsi="Arial"/>
+          <w:b/>
+          <w:color w:val="1F3864"/>
+          <w:sz w:val="26"/>
         </w:rPr>
         <w:t xml:space="preserve">Applicant</w:t>
       </w:r>
@@ -260,6 +265,9 @@
       <w:r>
         <w:rPr>
           <w:rFonts w:ascii="Arial" w:cs="Arial" w:eastAsia="Arial" w:hAnsi="Arial"/>
+          <w:b/>
+          <w:color w:val="1F3864"/>
+          <w:sz w:val="26"/>
         </w:rPr>
         <w:t xml:space="preserve">Employment Status</w:t>
       </w:r>
@@ -751,6 +759,9 @@
       <w:r>
         <w:rPr>
           <w:rFonts w:ascii="Arial" w:cs="Arial" w:eastAsia="Arial" w:hAnsi="Arial"/>
+          <w:b/>
+          <w:color w:val="1F3864"/>
+          <w:sz w:val="26"/>
         </w:rPr>
         <w:t xml:space="preserve">Main Work Activities</w:t>
       </w:r>
@@ -822,6 +833,9 @@
       <w:r>
         <w:rPr>
           <w:rFonts w:ascii="Arial" w:cs="Arial" w:eastAsia="Arial" w:hAnsi="Arial"/>
+          <w:b/>
+          <w:color w:val="1F3864"/>
+          <w:sz w:val="26"/>
         </w:rPr>
         <w:t xml:space="preserve">Personal Income &amp; Financial Stability</w:t>
       </w:r>
@@ -1132,6 +1146,9 @@
       <w:r>
         <w:rPr>
           <w:rFonts w:ascii="Arial" w:cs="Arial" w:eastAsia="Arial" w:hAnsi="Arial"/>
+          <w:b/>
+          <w:color w:val="1F3864"/>
+          <w:sz w:val="26"/>
         </w:rPr>
         <w:t xml:space="preserve">How the Work Is Done Remotely</w:t>
       </w:r>
@@ -1360,6 +1377,9 @@
       <w:r>
         <w:rPr>
           <w:rFonts w:ascii="Arial" w:cs="Arial" w:eastAsia="Arial" w:hAnsi="Arial"/>
+          <w:b/>
+          <w:color w:val="1F3864"/>
+          <w:sz w:val="26"/>
         </w:rPr>
         <w:t xml:space="preserve">Suitability for the Destination Thailand Visa</w:t>
       </w:r>
@@ -1446,6 +1466,9 @@
       <w:r>
         <w:rPr>
           <w:rFonts w:ascii="Arial" w:cs="Arial" w:eastAsia="Arial" w:hAnsi="Arial"/>
+          <w:b/>
+          <w:color w:val="1F3864"/>
+          <w:sz w:val="26"/>
         </w:rPr>
         <w:t xml:space="preserve">Work Restrictions Compliance</w:t>
       </w:r>
@@ -1468,6 +1491,9 @@
       <w:r>
         <w:rPr>
           <w:rFonts w:ascii="Arial" w:cs="Arial" w:eastAsia="Arial" w:hAnsi="Arial"/>
+          <w:b/>
+          <w:color w:val="1F3864"/>
+          <w:sz w:val="26"/>
         </w:rPr>
         <w:t xml:space="preserve">Declaration</w:t>
       </w:r>
@@ -1549,6 +1575,8 @@
           <w:rFonts w:ascii="Arial" w:cs="Arial" w:eastAsia="Arial" w:hAnsi="Arial"/>
           <w:b/>
           <w:bCs/>
+          <w:color w:val="1F3864"/>
+          <w:sz w:val="32"/>
         </w:rPr>
         <w:t xml:space="preserve">Evidence Appendix</w:t>
       </w:r>

--- a/document-templates/employed/03_Remote_Work_Statement_Employed_EXAMPLE.docx
+++ b/document-templates/employed/03_Remote_Work_Statement_Employed_EXAMPLE.docx
@@ -1033,7 +1033,7 @@
               <w:rPr>
                 <w:rFonts w:ascii="Arial" w:cs="Arial" w:eastAsia="Arial" w:hAnsi="Arial"/>
               </w:rPr>
-              <w:t xml:space="preserve">£4,350.00 gross</w:t>
+              <w:t>$5,500.00 gross</w:t>
             </w:r>
           </w:p>
         </w:tc>
@@ -1122,7 +1122,7 @@
               <w:rPr>
                 <w:rFonts w:ascii="Arial" w:cs="Arial" w:eastAsia="Arial" w:hAnsi="Arial"/>
               </w:rPr>
-              <w:t xml:space="preserve">£3,000.00</w:t>
+              <w:t>$3,800.00</w:t>
             </w:r>
           </w:p>
         </w:tc>
@@ -1642,15 +1642,10 @@
           </w:p>
           <w:p>
             <w:r>
-              <w:rPr>
-                <w:rFonts w:ascii="Arial" w:cs="Arial" w:eastAsia="Arial" w:hAnsi="Arial"/>
-                <w:i/>
-                <w:iCs/>
-              </w:rPr>
               <w:drawing>
                 <wp:inline xmlns:a="http://schemas.openxmlformats.org/drawingml/2006/main" xmlns:pic="http://schemas.openxmlformats.org/drawingml/2006/picture">
                   <wp:extent cx="5303520" cy="3104500"/>
-                  <wp:docPr id="1" name="Picture 1"/>
+                  <wp:docPr id="4" name="Picture 4"/>
                   <wp:cNvGraphicFramePr>
                     <a:graphicFrameLocks noChangeAspect="1"/>
                   </wp:cNvGraphicFramePr>
@@ -1662,7 +1657,7 @@
                           <pic:cNvPicPr/>
                         </pic:nvPicPr>
                         <pic:blipFill>
-                          <a:blip r:embed="rId8"/>
+                          <a:blip r:embed="rId11"/>
                           <a:stretch>
                             <a:fillRect/>
                           </a:stretch>
